--- a/감곡면장_공청회개최요청서.docx
+++ b/감곡면장_공청회개최요청서.docx
@@ -245,7 +245,7 @@
                 <w:sz w:val="21"/>
                 <w:szCs w:val="21"/>
               </w:rPr>
-              <w:t xml:space="preserve">박 상 남 (감곡면 횡룡마을)</w:t>
+              <w:t xml:space="preserve">대표 요청인 박 상 남 (감곡면 횡룡마을) 외 공동 요청인 (마지막 쪽 연명부)</w:t>
             </w:r>
           </w:p>
           <w:p>
@@ -1253,7 +1253,7 @@
           <w:sz w:val="24"/>
           <w:szCs w:val="24"/>
         </w:rPr>
-        <w:t xml:space="preserve">2026년   10월      일</w:t>
+        <w:t xml:space="preserve">2026년 10월 26일</w:t>
       </w:r>
     </w:p>
     <w:p>
@@ -1267,7 +1267,7 @@
           <w:sz w:val="24"/>
           <w:szCs w:val="24"/>
         </w:rPr>
-        <w:t xml:space="preserve">요청인   박 상 남   </w:t>
+        <w:t xml:space="preserve">대표 요청인   박 상 남   </w:t>
       </w:r>
       <w:r>
         <w:drawing>
@@ -1324,6 +1324,1207 @@
           <w:szCs w:val="28"/>
         </w:rPr>
         <w:t xml:space="preserve">정읍시 감곡면장  귀하</w:t>
+      </w:r>
+    </w:p>
+    <w:p>
+      <w:pPr>
+        <w:pageBreakBefore/>
+        <w:spacing w:after="80"/>
+        <w:jc w:val="center"/>
+      </w:pPr>
+      <w:r>
+        <w:rPr>
+          <w:rFonts w:ascii="바탕" w:cs="바탕" w:eastAsia="바탕" w:hAnsi="바탕"/>
+          <w:b/>
+          <w:bCs/>
+          <w:sz w:val="30"/>
+          <w:szCs w:val="30"/>
+        </w:rPr>
+        <w:t xml:space="preserve">공동 요청인 연명부</w:t>
+      </w:r>
+    </w:p>
+    <w:p>
+      <w:pPr>
+        <w:spacing w:after="160" w:before="0" w:line="340"/>
+        <w:jc w:val="both"/>
+      </w:pPr>
+      <w:r>
+        <w:rPr>
+          <w:rFonts w:ascii="바탕" w:cs="바탕" w:eastAsia="바탕" w:hAnsi="바탕"/>
+          <w:sz w:val="21"/>
+          <w:szCs w:val="21"/>
+        </w:rPr>
+        <w:t xml:space="preserve">아래 서명인은 위 「감곡면 환경개선위원회와 주민 간 공청회(주민설명회) 개최 요청」의 내용에 동의하며, 공동 요청인으로서 서명합니다.</w:t>
+      </w:r>
+    </w:p>
+    <w:tbl>
+      <w:tblPr>
+        <w:tblW w:type="dxa" w:w="9638"/>
+        <w:tblBorders>
+          <w:top w:val="single" w:color="auto" w:sz="4"/>
+          <w:left w:val="single" w:color="auto" w:sz="4"/>
+          <w:bottom w:val="single" w:color="auto" w:sz="4"/>
+          <w:right w:val="single" w:color="auto" w:sz="4"/>
+          <w:insideH w:val="single" w:color="auto" w:sz="4"/>
+          <w:insideV w:val="single" w:color="auto" w:sz="4"/>
+        </w:tblBorders>
+      </w:tblPr>
+      <w:tblGrid>
+        <w:gridCol w:w="700"/>
+        <w:gridCol w:w="1900"/>
+        <w:gridCol w:w="2300"/>
+        <w:gridCol w:w="2400"/>
+        <w:gridCol w:w="2338"/>
+      </w:tblGrid>
+      <w:tr>
+        <w:trPr>
+          <w:tblHeader/>
+          <w:trHeight w:val="500" w:hRule="atLeast"/>
+        </w:trPr>
+        <w:tc>
+          <w:tcPr>
+            <w:tcW w:type="dxa" w:w="700"/>
+            <w:tcBorders>
+              <w:top w:val="single" w:color="000000" w:sz="6"/>
+              <w:left w:val="single" w:color="000000" w:sz="6"/>
+              <w:bottom w:val="single" w:color="000000" w:sz="6"/>
+              <w:right w:val="single" w:color="000000" w:sz="6"/>
+            </w:tcBorders>
+            <w:shd w:fill="E7E6E6" w:color="auto" w:val="clear"/>
+            <w:vAlign w:val="center"/>
+          </w:tcPr>
+          <w:p>
+            <w:pPr>
+              <w:jc w:val="center"/>
+            </w:pPr>
+            <w:r>
+              <w:rPr>
+                <w:rFonts w:ascii="바탕" w:cs="바탕" w:eastAsia="바탕" w:hAnsi="바탕"/>
+                <w:b/>
+                <w:bCs/>
+                <w:sz w:val="21"/>
+                <w:szCs w:val="21"/>
+              </w:rPr>
+              <w:t xml:space="preserve">번호</w:t>
+            </w:r>
+          </w:p>
+        </w:tc>
+        <w:tc>
+          <w:tcPr>
+            <w:tcW w:type="dxa" w:w="1900"/>
+            <w:tcBorders>
+              <w:top w:val="single" w:color="000000" w:sz="6"/>
+              <w:left w:val="single" w:color="000000" w:sz="6"/>
+              <w:bottom w:val="single" w:color="000000" w:sz="6"/>
+              <w:right w:val="single" w:color="000000" w:sz="6"/>
+            </w:tcBorders>
+            <w:shd w:fill="E7E6E6" w:color="auto" w:val="clear"/>
+            <w:vAlign w:val="center"/>
+          </w:tcPr>
+          <w:p>
+            <w:pPr>
+              <w:jc w:val="center"/>
+            </w:pPr>
+            <w:r>
+              <w:rPr>
+                <w:rFonts w:ascii="바탕" w:cs="바탕" w:eastAsia="바탕" w:hAnsi="바탕"/>
+                <w:b/>
+                <w:bCs/>
+                <w:sz w:val="21"/>
+                <w:szCs w:val="21"/>
+              </w:rPr>
+              <w:t xml:space="preserve">성  명</w:t>
+            </w:r>
+          </w:p>
+        </w:tc>
+        <w:tc>
+          <w:tcPr>
+            <w:tcW w:type="dxa" w:w="2300"/>
+            <w:tcBorders>
+              <w:top w:val="single" w:color="000000" w:sz="6"/>
+              <w:left w:val="single" w:color="000000" w:sz="6"/>
+              <w:bottom w:val="single" w:color="000000" w:sz="6"/>
+              <w:right w:val="single" w:color="000000" w:sz="6"/>
+            </w:tcBorders>
+            <w:shd w:fill="E7E6E6" w:color="auto" w:val="clear"/>
+            <w:vAlign w:val="center"/>
+          </w:tcPr>
+          <w:p>
+            <w:pPr>
+              <w:jc w:val="center"/>
+            </w:pPr>
+            <w:r>
+              <w:rPr>
+                <w:rFonts w:ascii="바탕" w:cs="바탕" w:eastAsia="바탕" w:hAnsi="바탕"/>
+                <w:b/>
+                <w:bCs/>
+                <w:sz w:val="21"/>
+                <w:szCs w:val="21"/>
+              </w:rPr>
+              <w:t xml:space="preserve">마  을</w:t>
+            </w:r>
+          </w:p>
+        </w:tc>
+        <w:tc>
+          <w:tcPr>
+            <w:tcW w:type="dxa" w:w="2400"/>
+            <w:tcBorders>
+              <w:top w:val="single" w:color="000000" w:sz="6"/>
+              <w:left w:val="single" w:color="000000" w:sz="6"/>
+              <w:bottom w:val="single" w:color="000000" w:sz="6"/>
+              <w:right w:val="single" w:color="000000" w:sz="6"/>
+            </w:tcBorders>
+            <w:shd w:fill="E7E6E6" w:color="auto" w:val="clear"/>
+            <w:vAlign w:val="center"/>
+          </w:tcPr>
+          <w:p>
+            <w:pPr>
+              <w:jc w:val="center"/>
+            </w:pPr>
+            <w:r>
+              <w:rPr>
+                <w:rFonts w:ascii="바탕" w:cs="바탕" w:eastAsia="바탕" w:hAnsi="바탕"/>
+                <w:b/>
+                <w:bCs/>
+                <w:sz w:val="21"/>
+                <w:szCs w:val="21"/>
+              </w:rPr>
+              <w:t xml:space="preserve">연 락 처</w:t>
+            </w:r>
+          </w:p>
+        </w:tc>
+        <w:tc>
+          <w:tcPr>
+            <w:tcW w:type="dxa" w:w="2338"/>
+            <w:tcBorders>
+              <w:top w:val="single" w:color="000000" w:sz="6"/>
+              <w:left w:val="single" w:color="000000" w:sz="6"/>
+              <w:bottom w:val="single" w:color="000000" w:sz="6"/>
+              <w:right w:val="single" w:color="000000" w:sz="6"/>
+            </w:tcBorders>
+            <w:shd w:fill="E7E6E6" w:color="auto" w:val="clear"/>
+            <w:vAlign w:val="center"/>
+          </w:tcPr>
+          <w:p>
+            <w:pPr>
+              <w:jc w:val="center"/>
+            </w:pPr>
+            <w:r>
+              <w:rPr>
+                <w:rFonts w:ascii="바탕" w:cs="바탕" w:eastAsia="바탕" w:hAnsi="바탕"/>
+                <w:b/>
+                <w:bCs/>
+                <w:sz w:val="21"/>
+                <w:szCs w:val="21"/>
+              </w:rPr>
+              <w:t xml:space="preserve">서  명</w:t>
+            </w:r>
+          </w:p>
+        </w:tc>
+      </w:tr>
+      <w:tr>
+        <w:trPr>
+          <w:cantSplit/>
+          <w:trHeight w:val="800" w:hRule="exact"/>
+        </w:trPr>
+        <w:tc>
+          <w:tcPr>
+            <w:tcW w:type="dxa" w:w="700"/>
+            <w:tcBorders>
+              <w:top w:val="single" w:color="000000" w:sz="6"/>
+              <w:left w:val="single" w:color="000000" w:sz="6"/>
+              <w:bottom w:val="single" w:color="000000" w:sz="6"/>
+              <w:right w:val="single" w:color="000000" w:sz="6"/>
+            </w:tcBorders>
+            <w:vAlign w:val="center"/>
+          </w:tcPr>
+          <w:p>
+            <w:pPr>
+              <w:jc w:val="center"/>
+            </w:pPr>
+            <w:r>
+              <w:rPr>
+                <w:rFonts w:ascii="바탕" w:cs="바탕" w:eastAsia="바탕" w:hAnsi="바탕"/>
+                <w:sz w:val="21"/>
+                <w:szCs w:val="21"/>
+              </w:rPr>
+              <w:t xml:space="preserve">1</w:t>
+            </w:r>
+          </w:p>
+        </w:tc>
+        <w:tc>
+          <w:tcPr>
+            <w:tcW w:type="dxa" w:w="1900"/>
+            <w:tcBorders>
+              <w:top w:val="single" w:color="000000" w:sz="6"/>
+              <w:left w:val="single" w:color="000000" w:sz="6"/>
+              <w:bottom w:val="single" w:color="000000" w:sz="6"/>
+              <w:right w:val="single" w:color="000000" w:sz="6"/>
+            </w:tcBorders>
+            <w:vAlign w:val="center"/>
+          </w:tcPr>
+          <w:p>
+            <w:pPr>
+              <w:jc w:val="center"/>
+            </w:pPr>
+          </w:p>
+        </w:tc>
+        <w:tc>
+          <w:tcPr>
+            <w:tcW w:type="dxa" w:w="2300"/>
+            <w:tcBorders>
+              <w:top w:val="single" w:color="000000" w:sz="6"/>
+              <w:left w:val="single" w:color="000000" w:sz="6"/>
+              <w:bottom w:val="single" w:color="000000" w:sz="6"/>
+              <w:right w:val="single" w:color="000000" w:sz="6"/>
+            </w:tcBorders>
+            <w:vAlign w:val="center"/>
+          </w:tcPr>
+          <w:p>
+            <w:pPr>
+              <w:jc w:val="center"/>
+            </w:pPr>
+          </w:p>
+        </w:tc>
+        <w:tc>
+          <w:tcPr>
+            <w:tcW w:type="dxa" w:w="2400"/>
+            <w:tcBorders>
+              <w:top w:val="single" w:color="000000" w:sz="6"/>
+              <w:left w:val="single" w:color="000000" w:sz="6"/>
+              <w:bottom w:val="single" w:color="000000" w:sz="6"/>
+              <w:right w:val="single" w:color="000000" w:sz="6"/>
+            </w:tcBorders>
+            <w:vAlign w:val="center"/>
+          </w:tcPr>
+          <w:p>
+            <w:pPr>
+              <w:jc w:val="center"/>
+            </w:pPr>
+          </w:p>
+        </w:tc>
+        <w:tc>
+          <w:tcPr>
+            <w:tcW w:type="dxa" w:w="2338"/>
+            <w:tcBorders>
+              <w:top w:val="single" w:color="000000" w:sz="6"/>
+              <w:left w:val="single" w:color="000000" w:sz="6"/>
+              <w:bottom w:val="single" w:color="000000" w:sz="6"/>
+              <w:right w:val="single" w:color="000000" w:sz="6"/>
+            </w:tcBorders>
+            <w:vAlign w:val="center"/>
+          </w:tcPr>
+          <w:p>
+            <w:pPr>
+              <w:jc w:val="center"/>
+            </w:pPr>
+          </w:p>
+        </w:tc>
+      </w:tr>
+      <w:tr>
+        <w:trPr>
+          <w:cantSplit/>
+          <w:trHeight w:val="800" w:hRule="exact"/>
+        </w:trPr>
+        <w:tc>
+          <w:tcPr>
+            <w:tcW w:type="dxa" w:w="700"/>
+            <w:tcBorders>
+              <w:top w:val="single" w:color="000000" w:sz="6"/>
+              <w:left w:val="single" w:color="000000" w:sz="6"/>
+              <w:bottom w:val="single" w:color="000000" w:sz="6"/>
+              <w:right w:val="single" w:color="000000" w:sz="6"/>
+            </w:tcBorders>
+            <w:vAlign w:val="center"/>
+          </w:tcPr>
+          <w:p>
+            <w:pPr>
+              <w:jc w:val="center"/>
+            </w:pPr>
+            <w:r>
+              <w:rPr>
+                <w:rFonts w:ascii="바탕" w:cs="바탕" w:eastAsia="바탕" w:hAnsi="바탕"/>
+                <w:sz w:val="21"/>
+                <w:szCs w:val="21"/>
+              </w:rPr>
+              <w:t xml:space="preserve">2</w:t>
+            </w:r>
+          </w:p>
+        </w:tc>
+        <w:tc>
+          <w:tcPr>
+            <w:tcW w:type="dxa" w:w="1900"/>
+            <w:tcBorders>
+              <w:top w:val="single" w:color="000000" w:sz="6"/>
+              <w:left w:val="single" w:color="000000" w:sz="6"/>
+              <w:bottom w:val="single" w:color="000000" w:sz="6"/>
+              <w:right w:val="single" w:color="000000" w:sz="6"/>
+            </w:tcBorders>
+            <w:vAlign w:val="center"/>
+          </w:tcPr>
+          <w:p>
+            <w:pPr>
+              <w:jc w:val="center"/>
+            </w:pPr>
+          </w:p>
+        </w:tc>
+        <w:tc>
+          <w:tcPr>
+            <w:tcW w:type="dxa" w:w="2300"/>
+            <w:tcBorders>
+              <w:top w:val="single" w:color="000000" w:sz="6"/>
+              <w:left w:val="single" w:color="000000" w:sz="6"/>
+              <w:bottom w:val="single" w:color="000000" w:sz="6"/>
+              <w:right w:val="single" w:color="000000" w:sz="6"/>
+            </w:tcBorders>
+            <w:vAlign w:val="center"/>
+          </w:tcPr>
+          <w:p>
+            <w:pPr>
+              <w:jc w:val="center"/>
+            </w:pPr>
+          </w:p>
+        </w:tc>
+        <w:tc>
+          <w:tcPr>
+            <w:tcW w:type="dxa" w:w="2400"/>
+            <w:tcBorders>
+              <w:top w:val="single" w:color="000000" w:sz="6"/>
+              <w:left w:val="single" w:color="000000" w:sz="6"/>
+              <w:bottom w:val="single" w:color="000000" w:sz="6"/>
+              <w:right w:val="single" w:color="000000" w:sz="6"/>
+            </w:tcBorders>
+            <w:vAlign w:val="center"/>
+          </w:tcPr>
+          <w:p>
+            <w:pPr>
+              <w:jc w:val="center"/>
+            </w:pPr>
+          </w:p>
+        </w:tc>
+        <w:tc>
+          <w:tcPr>
+            <w:tcW w:type="dxa" w:w="2338"/>
+            <w:tcBorders>
+              <w:top w:val="single" w:color="000000" w:sz="6"/>
+              <w:left w:val="single" w:color="000000" w:sz="6"/>
+              <w:bottom w:val="single" w:color="000000" w:sz="6"/>
+              <w:right w:val="single" w:color="000000" w:sz="6"/>
+            </w:tcBorders>
+            <w:vAlign w:val="center"/>
+          </w:tcPr>
+          <w:p>
+            <w:pPr>
+              <w:jc w:val="center"/>
+            </w:pPr>
+          </w:p>
+        </w:tc>
+      </w:tr>
+      <w:tr>
+        <w:trPr>
+          <w:cantSplit/>
+          <w:trHeight w:val="800" w:hRule="exact"/>
+        </w:trPr>
+        <w:tc>
+          <w:tcPr>
+            <w:tcW w:type="dxa" w:w="700"/>
+            <w:tcBorders>
+              <w:top w:val="single" w:color="000000" w:sz="6"/>
+              <w:left w:val="single" w:color="000000" w:sz="6"/>
+              <w:bottom w:val="single" w:color="000000" w:sz="6"/>
+              <w:right w:val="single" w:color="000000" w:sz="6"/>
+            </w:tcBorders>
+            <w:vAlign w:val="center"/>
+          </w:tcPr>
+          <w:p>
+            <w:pPr>
+              <w:jc w:val="center"/>
+            </w:pPr>
+            <w:r>
+              <w:rPr>
+                <w:rFonts w:ascii="바탕" w:cs="바탕" w:eastAsia="바탕" w:hAnsi="바탕"/>
+                <w:sz w:val="21"/>
+                <w:szCs w:val="21"/>
+              </w:rPr>
+              <w:t xml:space="preserve">3</w:t>
+            </w:r>
+          </w:p>
+        </w:tc>
+        <w:tc>
+          <w:tcPr>
+            <w:tcW w:type="dxa" w:w="1900"/>
+            <w:tcBorders>
+              <w:top w:val="single" w:color="000000" w:sz="6"/>
+              <w:left w:val="single" w:color="000000" w:sz="6"/>
+              <w:bottom w:val="single" w:color="000000" w:sz="6"/>
+              <w:right w:val="single" w:color="000000" w:sz="6"/>
+            </w:tcBorders>
+            <w:vAlign w:val="center"/>
+          </w:tcPr>
+          <w:p>
+            <w:pPr>
+              <w:jc w:val="center"/>
+            </w:pPr>
+          </w:p>
+        </w:tc>
+        <w:tc>
+          <w:tcPr>
+            <w:tcW w:type="dxa" w:w="2300"/>
+            <w:tcBorders>
+              <w:top w:val="single" w:color="000000" w:sz="6"/>
+              <w:left w:val="single" w:color="000000" w:sz="6"/>
+              <w:bottom w:val="single" w:color="000000" w:sz="6"/>
+              <w:right w:val="single" w:color="000000" w:sz="6"/>
+            </w:tcBorders>
+            <w:vAlign w:val="center"/>
+          </w:tcPr>
+          <w:p>
+            <w:pPr>
+              <w:jc w:val="center"/>
+            </w:pPr>
+          </w:p>
+        </w:tc>
+        <w:tc>
+          <w:tcPr>
+            <w:tcW w:type="dxa" w:w="2400"/>
+            <w:tcBorders>
+              <w:top w:val="single" w:color="000000" w:sz="6"/>
+              <w:left w:val="single" w:color="000000" w:sz="6"/>
+              <w:bottom w:val="single" w:color="000000" w:sz="6"/>
+              <w:right w:val="single" w:color="000000" w:sz="6"/>
+            </w:tcBorders>
+            <w:vAlign w:val="center"/>
+          </w:tcPr>
+          <w:p>
+            <w:pPr>
+              <w:jc w:val="center"/>
+            </w:pPr>
+          </w:p>
+        </w:tc>
+        <w:tc>
+          <w:tcPr>
+            <w:tcW w:type="dxa" w:w="2338"/>
+            <w:tcBorders>
+              <w:top w:val="single" w:color="000000" w:sz="6"/>
+              <w:left w:val="single" w:color="000000" w:sz="6"/>
+              <w:bottom w:val="single" w:color="000000" w:sz="6"/>
+              <w:right w:val="single" w:color="000000" w:sz="6"/>
+            </w:tcBorders>
+            <w:vAlign w:val="center"/>
+          </w:tcPr>
+          <w:p>
+            <w:pPr>
+              <w:jc w:val="center"/>
+            </w:pPr>
+          </w:p>
+        </w:tc>
+      </w:tr>
+      <w:tr>
+        <w:trPr>
+          <w:cantSplit/>
+          <w:trHeight w:val="800" w:hRule="exact"/>
+        </w:trPr>
+        <w:tc>
+          <w:tcPr>
+            <w:tcW w:type="dxa" w:w="700"/>
+            <w:tcBorders>
+              <w:top w:val="single" w:color="000000" w:sz="6"/>
+              <w:left w:val="single" w:color="000000" w:sz="6"/>
+              <w:bottom w:val="single" w:color="000000" w:sz="6"/>
+              <w:right w:val="single" w:color="000000" w:sz="6"/>
+            </w:tcBorders>
+            <w:vAlign w:val="center"/>
+          </w:tcPr>
+          <w:p>
+            <w:pPr>
+              <w:jc w:val="center"/>
+            </w:pPr>
+            <w:r>
+              <w:rPr>
+                <w:rFonts w:ascii="바탕" w:cs="바탕" w:eastAsia="바탕" w:hAnsi="바탕"/>
+                <w:sz w:val="21"/>
+                <w:szCs w:val="21"/>
+              </w:rPr>
+              <w:t xml:space="preserve">4</w:t>
+            </w:r>
+          </w:p>
+        </w:tc>
+        <w:tc>
+          <w:tcPr>
+            <w:tcW w:type="dxa" w:w="1900"/>
+            <w:tcBorders>
+              <w:top w:val="single" w:color="000000" w:sz="6"/>
+              <w:left w:val="single" w:color="000000" w:sz="6"/>
+              <w:bottom w:val="single" w:color="000000" w:sz="6"/>
+              <w:right w:val="single" w:color="000000" w:sz="6"/>
+            </w:tcBorders>
+            <w:vAlign w:val="center"/>
+          </w:tcPr>
+          <w:p>
+            <w:pPr>
+              <w:jc w:val="center"/>
+            </w:pPr>
+          </w:p>
+        </w:tc>
+        <w:tc>
+          <w:tcPr>
+            <w:tcW w:type="dxa" w:w="2300"/>
+            <w:tcBorders>
+              <w:top w:val="single" w:color="000000" w:sz="6"/>
+              <w:left w:val="single" w:color="000000" w:sz="6"/>
+              <w:bottom w:val="single" w:color="000000" w:sz="6"/>
+              <w:right w:val="single" w:color="000000" w:sz="6"/>
+            </w:tcBorders>
+            <w:vAlign w:val="center"/>
+          </w:tcPr>
+          <w:p>
+            <w:pPr>
+              <w:jc w:val="center"/>
+            </w:pPr>
+          </w:p>
+        </w:tc>
+        <w:tc>
+          <w:tcPr>
+            <w:tcW w:type="dxa" w:w="2400"/>
+            <w:tcBorders>
+              <w:top w:val="single" w:color="000000" w:sz="6"/>
+              <w:left w:val="single" w:color="000000" w:sz="6"/>
+              <w:bottom w:val="single" w:color="000000" w:sz="6"/>
+              <w:right w:val="single" w:color="000000" w:sz="6"/>
+            </w:tcBorders>
+            <w:vAlign w:val="center"/>
+          </w:tcPr>
+          <w:p>
+            <w:pPr>
+              <w:jc w:val="center"/>
+            </w:pPr>
+          </w:p>
+        </w:tc>
+        <w:tc>
+          <w:tcPr>
+            <w:tcW w:type="dxa" w:w="2338"/>
+            <w:tcBorders>
+              <w:top w:val="single" w:color="000000" w:sz="6"/>
+              <w:left w:val="single" w:color="000000" w:sz="6"/>
+              <w:bottom w:val="single" w:color="000000" w:sz="6"/>
+              <w:right w:val="single" w:color="000000" w:sz="6"/>
+            </w:tcBorders>
+            <w:vAlign w:val="center"/>
+          </w:tcPr>
+          <w:p>
+            <w:pPr>
+              <w:jc w:val="center"/>
+            </w:pPr>
+          </w:p>
+        </w:tc>
+      </w:tr>
+      <w:tr>
+        <w:trPr>
+          <w:cantSplit/>
+          <w:trHeight w:val="800" w:hRule="exact"/>
+        </w:trPr>
+        <w:tc>
+          <w:tcPr>
+            <w:tcW w:type="dxa" w:w="700"/>
+            <w:tcBorders>
+              <w:top w:val="single" w:color="000000" w:sz="6"/>
+              <w:left w:val="single" w:color="000000" w:sz="6"/>
+              <w:bottom w:val="single" w:color="000000" w:sz="6"/>
+              <w:right w:val="single" w:color="000000" w:sz="6"/>
+            </w:tcBorders>
+            <w:vAlign w:val="center"/>
+          </w:tcPr>
+          <w:p>
+            <w:pPr>
+              <w:jc w:val="center"/>
+            </w:pPr>
+            <w:r>
+              <w:rPr>
+                <w:rFonts w:ascii="바탕" w:cs="바탕" w:eastAsia="바탕" w:hAnsi="바탕"/>
+                <w:sz w:val="21"/>
+                <w:szCs w:val="21"/>
+              </w:rPr>
+              <w:t xml:space="preserve">5</w:t>
+            </w:r>
+          </w:p>
+        </w:tc>
+        <w:tc>
+          <w:tcPr>
+            <w:tcW w:type="dxa" w:w="1900"/>
+            <w:tcBorders>
+              <w:top w:val="single" w:color="000000" w:sz="6"/>
+              <w:left w:val="single" w:color="000000" w:sz="6"/>
+              <w:bottom w:val="single" w:color="000000" w:sz="6"/>
+              <w:right w:val="single" w:color="000000" w:sz="6"/>
+            </w:tcBorders>
+            <w:vAlign w:val="center"/>
+          </w:tcPr>
+          <w:p>
+            <w:pPr>
+              <w:jc w:val="center"/>
+            </w:pPr>
+          </w:p>
+        </w:tc>
+        <w:tc>
+          <w:tcPr>
+            <w:tcW w:type="dxa" w:w="2300"/>
+            <w:tcBorders>
+              <w:top w:val="single" w:color="000000" w:sz="6"/>
+              <w:left w:val="single" w:color="000000" w:sz="6"/>
+              <w:bottom w:val="single" w:color="000000" w:sz="6"/>
+              <w:right w:val="single" w:color="000000" w:sz="6"/>
+            </w:tcBorders>
+            <w:vAlign w:val="center"/>
+          </w:tcPr>
+          <w:p>
+            <w:pPr>
+              <w:jc w:val="center"/>
+            </w:pPr>
+          </w:p>
+        </w:tc>
+        <w:tc>
+          <w:tcPr>
+            <w:tcW w:type="dxa" w:w="2400"/>
+            <w:tcBorders>
+              <w:top w:val="single" w:color="000000" w:sz="6"/>
+              <w:left w:val="single" w:color="000000" w:sz="6"/>
+              <w:bottom w:val="single" w:color="000000" w:sz="6"/>
+              <w:right w:val="single" w:color="000000" w:sz="6"/>
+            </w:tcBorders>
+            <w:vAlign w:val="center"/>
+          </w:tcPr>
+          <w:p>
+            <w:pPr>
+              <w:jc w:val="center"/>
+            </w:pPr>
+          </w:p>
+        </w:tc>
+        <w:tc>
+          <w:tcPr>
+            <w:tcW w:type="dxa" w:w="2338"/>
+            <w:tcBorders>
+              <w:top w:val="single" w:color="000000" w:sz="6"/>
+              <w:left w:val="single" w:color="000000" w:sz="6"/>
+              <w:bottom w:val="single" w:color="000000" w:sz="6"/>
+              <w:right w:val="single" w:color="000000" w:sz="6"/>
+            </w:tcBorders>
+            <w:vAlign w:val="center"/>
+          </w:tcPr>
+          <w:p>
+            <w:pPr>
+              <w:jc w:val="center"/>
+            </w:pPr>
+          </w:p>
+        </w:tc>
+      </w:tr>
+      <w:tr>
+        <w:trPr>
+          <w:cantSplit/>
+          <w:trHeight w:val="800" w:hRule="exact"/>
+        </w:trPr>
+        <w:tc>
+          <w:tcPr>
+            <w:tcW w:type="dxa" w:w="700"/>
+            <w:tcBorders>
+              <w:top w:val="single" w:color="000000" w:sz="6"/>
+              <w:left w:val="single" w:color="000000" w:sz="6"/>
+              <w:bottom w:val="single" w:color="000000" w:sz="6"/>
+              <w:right w:val="single" w:color="000000" w:sz="6"/>
+            </w:tcBorders>
+            <w:vAlign w:val="center"/>
+          </w:tcPr>
+          <w:p>
+            <w:pPr>
+              <w:jc w:val="center"/>
+            </w:pPr>
+            <w:r>
+              <w:rPr>
+                <w:rFonts w:ascii="바탕" w:cs="바탕" w:eastAsia="바탕" w:hAnsi="바탕"/>
+                <w:sz w:val="21"/>
+                <w:szCs w:val="21"/>
+              </w:rPr>
+              <w:t xml:space="preserve">6</w:t>
+            </w:r>
+          </w:p>
+        </w:tc>
+        <w:tc>
+          <w:tcPr>
+            <w:tcW w:type="dxa" w:w="1900"/>
+            <w:tcBorders>
+              <w:top w:val="single" w:color="000000" w:sz="6"/>
+              <w:left w:val="single" w:color="000000" w:sz="6"/>
+              <w:bottom w:val="single" w:color="000000" w:sz="6"/>
+              <w:right w:val="single" w:color="000000" w:sz="6"/>
+            </w:tcBorders>
+            <w:vAlign w:val="center"/>
+          </w:tcPr>
+          <w:p>
+            <w:pPr>
+              <w:jc w:val="center"/>
+            </w:pPr>
+          </w:p>
+        </w:tc>
+        <w:tc>
+          <w:tcPr>
+            <w:tcW w:type="dxa" w:w="2300"/>
+            <w:tcBorders>
+              <w:top w:val="single" w:color="000000" w:sz="6"/>
+              <w:left w:val="single" w:color="000000" w:sz="6"/>
+              <w:bottom w:val="single" w:color="000000" w:sz="6"/>
+              <w:right w:val="single" w:color="000000" w:sz="6"/>
+            </w:tcBorders>
+            <w:vAlign w:val="center"/>
+          </w:tcPr>
+          <w:p>
+            <w:pPr>
+              <w:jc w:val="center"/>
+            </w:pPr>
+          </w:p>
+        </w:tc>
+        <w:tc>
+          <w:tcPr>
+            <w:tcW w:type="dxa" w:w="2400"/>
+            <w:tcBorders>
+              <w:top w:val="single" w:color="000000" w:sz="6"/>
+              <w:left w:val="single" w:color="000000" w:sz="6"/>
+              <w:bottom w:val="single" w:color="000000" w:sz="6"/>
+              <w:right w:val="single" w:color="000000" w:sz="6"/>
+            </w:tcBorders>
+            <w:vAlign w:val="center"/>
+          </w:tcPr>
+          <w:p>
+            <w:pPr>
+              <w:jc w:val="center"/>
+            </w:pPr>
+          </w:p>
+        </w:tc>
+        <w:tc>
+          <w:tcPr>
+            <w:tcW w:type="dxa" w:w="2338"/>
+            <w:tcBorders>
+              <w:top w:val="single" w:color="000000" w:sz="6"/>
+              <w:left w:val="single" w:color="000000" w:sz="6"/>
+              <w:bottom w:val="single" w:color="000000" w:sz="6"/>
+              <w:right w:val="single" w:color="000000" w:sz="6"/>
+            </w:tcBorders>
+            <w:vAlign w:val="center"/>
+          </w:tcPr>
+          <w:p>
+            <w:pPr>
+              <w:jc w:val="center"/>
+            </w:pPr>
+          </w:p>
+        </w:tc>
+      </w:tr>
+      <w:tr>
+        <w:trPr>
+          <w:cantSplit/>
+          <w:trHeight w:val="800" w:hRule="exact"/>
+        </w:trPr>
+        <w:tc>
+          <w:tcPr>
+            <w:tcW w:type="dxa" w:w="700"/>
+            <w:tcBorders>
+              <w:top w:val="single" w:color="000000" w:sz="6"/>
+              <w:left w:val="single" w:color="000000" w:sz="6"/>
+              <w:bottom w:val="single" w:color="000000" w:sz="6"/>
+              <w:right w:val="single" w:color="000000" w:sz="6"/>
+            </w:tcBorders>
+            <w:vAlign w:val="center"/>
+          </w:tcPr>
+          <w:p>
+            <w:pPr>
+              <w:jc w:val="center"/>
+            </w:pPr>
+            <w:r>
+              <w:rPr>
+                <w:rFonts w:ascii="바탕" w:cs="바탕" w:eastAsia="바탕" w:hAnsi="바탕"/>
+                <w:sz w:val="21"/>
+                <w:szCs w:val="21"/>
+              </w:rPr>
+              <w:t xml:space="preserve">7</w:t>
+            </w:r>
+          </w:p>
+        </w:tc>
+        <w:tc>
+          <w:tcPr>
+            <w:tcW w:type="dxa" w:w="1900"/>
+            <w:tcBorders>
+              <w:top w:val="single" w:color="000000" w:sz="6"/>
+              <w:left w:val="single" w:color="000000" w:sz="6"/>
+              <w:bottom w:val="single" w:color="000000" w:sz="6"/>
+              <w:right w:val="single" w:color="000000" w:sz="6"/>
+            </w:tcBorders>
+            <w:vAlign w:val="center"/>
+          </w:tcPr>
+          <w:p>
+            <w:pPr>
+              <w:jc w:val="center"/>
+            </w:pPr>
+          </w:p>
+        </w:tc>
+        <w:tc>
+          <w:tcPr>
+            <w:tcW w:type="dxa" w:w="2300"/>
+            <w:tcBorders>
+              <w:top w:val="single" w:color="000000" w:sz="6"/>
+              <w:left w:val="single" w:color="000000" w:sz="6"/>
+              <w:bottom w:val="single" w:color="000000" w:sz="6"/>
+              <w:right w:val="single" w:color="000000" w:sz="6"/>
+            </w:tcBorders>
+            <w:vAlign w:val="center"/>
+          </w:tcPr>
+          <w:p>
+            <w:pPr>
+              <w:jc w:val="center"/>
+            </w:pPr>
+          </w:p>
+        </w:tc>
+        <w:tc>
+          <w:tcPr>
+            <w:tcW w:type="dxa" w:w="2400"/>
+            <w:tcBorders>
+              <w:top w:val="single" w:color="000000" w:sz="6"/>
+              <w:left w:val="single" w:color="000000" w:sz="6"/>
+              <w:bottom w:val="single" w:color="000000" w:sz="6"/>
+              <w:right w:val="single" w:color="000000" w:sz="6"/>
+            </w:tcBorders>
+            <w:vAlign w:val="center"/>
+          </w:tcPr>
+          <w:p>
+            <w:pPr>
+              <w:jc w:val="center"/>
+            </w:pPr>
+          </w:p>
+        </w:tc>
+        <w:tc>
+          <w:tcPr>
+            <w:tcW w:type="dxa" w:w="2338"/>
+            <w:tcBorders>
+              <w:top w:val="single" w:color="000000" w:sz="6"/>
+              <w:left w:val="single" w:color="000000" w:sz="6"/>
+              <w:bottom w:val="single" w:color="000000" w:sz="6"/>
+              <w:right w:val="single" w:color="000000" w:sz="6"/>
+            </w:tcBorders>
+            <w:vAlign w:val="center"/>
+          </w:tcPr>
+          <w:p>
+            <w:pPr>
+              <w:jc w:val="center"/>
+            </w:pPr>
+          </w:p>
+        </w:tc>
+      </w:tr>
+      <w:tr>
+        <w:trPr>
+          <w:cantSplit/>
+          <w:trHeight w:val="800" w:hRule="exact"/>
+        </w:trPr>
+        <w:tc>
+          <w:tcPr>
+            <w:tcW w:type="dxa" w:w="700"/>
+            <w:tcBorders>
+              <w:top w:val="single" w:color="000000" w:sz="6"/>
+              <w:left w:val="single" w:color="000000" w:sz="6"/>
+              <w:bottom w:val="single" w:color="000000" w:sz="6"/>
+              <w:right w:val="single" w:color="000000" w:sz="6"/>
+            </w:tcBorders>
+            <w:vAlign w:val="center"/>
+          </w:tcPr>
+          <w:p>
+            <w:pPr>
+              <w:jc w:val="center"/>
+            </w:pPr>
+            <w:r>
+              <w:rPr>
+                <w:rFonts w:ascii="바탕" w:cs="바탕" w:eastAsia="바탕" w:hAnsi="바탕"/>
+                <w:sz w:val="21"/>
+                <w:szCs w:val="21"/>
+              </w:rPr>
+              <w:t xml:space="preserve">8</w:t>
+            </w:r>
+          </w:p>
+        </w:tc>
+        <w:tc>
+          <w:tcPr>
+            <w:tcW w:type="dxa" w:w="1900"/>
+            <w:tcBorders>
+              <w:top w:val="single" w:color="000000" w:sz="6"/>
+              <w:left w:val="single" w:color="000000" w:sz="6"/>
+              <w:bottom w:val="single" w:color="000000" w:sz="6"/>
+              <w:right w:val="single" w:color="000000" w:sz="6"/>
+            </w:tcBorders>
+            <w:vAlign w:val="center"/>
+          </w:tcPr>
+          <w:p>
+            <w:pPr>
+              <w:jc w:val="center"/>
+            </w:pPr>
+          </w:p>
+        </w:tc>
+        <w:tc>
+          <w:tcPr>
+            <w:tcW w:type="dxa" w:w="2300"/>
+            <w:tcBorders>
+              <w:top w:val="single" w:color="000000" w:sz="6"/>
+              <w:left w:val="single" w:color="000000" w:sz="6"/>
+              <w:bottom w:val="single" w:color="000000" w:sz="6"/>
+              <w:right w:val="single" w:color="000000" w:sz="6"/>
+            </w:tcBorders>
+            <w:vAlign w:val="center"/>
+          </w:tcPr>
+          <w:p>
+            <w:pPr>
+              <w:jc w:val="center"/>
+            </w:pPr>
+          </w:p>
+        </w:tc>
+        <w:tc>
+          <w:tcPr>
+            <w:tcW w:type="dxa" w:w="2400"/>
+            <w:tcBorders>
+              <w:top w:val="single" w:color="000000" w:sz="6"/>
+              <w:left w:val="single" w:color="000000" w:sz="6"/>
+              <w:bottom w:val="single" w:color="000000" w:sz="6"/>
+              <w:right w:val="single" w:color="000000" w:sz="6"/>
+            </w:tcBorders>
+            <w:vAlign w:val="center"/>
+          </w:tcPr>
+          <w:p>
+            <w:pPr>
+              <w:jc w:val="center"/>
+            </w:pPr>
+          </w:p>
+        </w:tc>
+        <w:tc>
+          <w:tcPr>
+            <w:tcW w:type="dxa" w:w="2338"/>
+            <w:tcBorders>
+              <w:top w:val="single" w:color="000000" w:sz="6"/>
+              <w:left w:val="single" w:color="000000" w:sz="6"/>
+              <w:bottom w:val="single" w:color="000000" w:sz="6"/>
+              <w:right w:val="single" w:color="000000" w:sz="6"/>
+            </w:tcBorders>
+            <w:vAlign w:val="center"/>
+          </w:tcPr>
+          <w:p>
+            <w:pPr>
+              <w:jc w:val="center"/>
+            </w:pPr>
+          </w:p>
+        </w:tc>
+      </w:tr>
+      <w:tr>
+        <w:trPr>
+          <w:cantSplit/>
+          <w:trHeight w:val="800" w:hRule="exact"/>
+        </w:trPr>
+        <w:tc>
+          <w:tcPr>
+            <w:tcW w:type="dxa" w:w="700"/>
+            <w:tcBorders>
+              <w:top w:val="single" w:color="000000" w:sz="6"/>
+              <w:left w:val="single" w:color="000000" w:sz="6"/>
+              <w:bottom w:val="single" w:color="000000" w:sz="6"/>
+              <w:right w:val="single" w:color="000000" w:sz="6"/>
+            </w:tcBorders>
+            <w:vAlign w:val="center"/>
+          </w:tcPr>
+          <w:p>
+            <w:pPr>
+              <w:jc w:val="center"/>
+            </w:pPr>
+            <w:r>
+              <w:rPr>
+                <w:rFonts w:ascii="바탕" w:cs="바탕" w:eastAsia="바탕" w:hAnsi="바탕"/>
+                <w:sz w:val="21"/>
+                <w:szCs w:val="21"/>
+              </w:rPr>
+              <w:t xml:space="preserve">9</w:t>
+            </w:r>
+          </w:p>
+        </w:tc>
+        <w:tc>
+          <w:tcPr>
+            <w:tcW w:type="dxa" w:w="1900"/>
+            <w:tcBorders>
+              <w:top w:val="single" w:color="000000" w:sz="6"/>
+              <w:left w:val="single" w:color="000000" w:sz="6"/>
+              <w:bottom w:val="single" w:color="000000" w:sz="6"/>
+              <w:right w:val="single" w:color="000000" w:sz="6"/>
+            </w:tcBorders>
+            <w:vAlign w:val="center"/>
+          </w:tcPr>
+          <w:p>
+            <w:pPr>
+              <w:jc w:val="center"/>
+            </w:pPr>
+          </w:p>
+        </w:tc>
+        <w:tc>
+          <w:tcPr>
+            <w:tcW w:type="dxa" w:w="2300"/>
+            <w:tcBorders>
+              <w:top w:val="single" w:color="000000" w:sz="6"/>
+              <w:left w:val="single" w:color="000000" w:sz="6"/>
+              <w:bottom w:val="single" w:color="000000" w:sz="6"/>
+              <w:right w:val="single" w:color="000000" w:sz="6"/>
+            </w:tcBorders>
+            <w:vAlign w:val="center"/>
+          </w:tcPr>
+          <w:p>
+            <w:pPr>
+              <w:jc w:val="center"/>
+            </w:pPr>
+          </w:p>
+        </w:tc>
+        <w:tc>
+          <w:tcPr>
+            <w:tcW w:type="dxa" w:w="2400"/>
+            <w:tcBorders>
+              <w:top w:val="single" w:color="000000" w:sz="6"/>
+              <w:left w:val="single" w:color="000000" w:sz="6"/>
+              <w:bottom w:val="single" w:color="000000" w:sz="6"/>
+              <w:right w:val="single" w:color="000000" w:sz="6"/>
+            </w:tcBorders>
+            <w:vAlign w:val="center"/>
+          </w:tcPr>
+          <w:p>
+            <w:pPr>
+              <w:jc w:val="center"/>
+            </w:pPr>
+          </w:p>
+        </w:tc>
+        <w:tc>
+          <w:tcPr>
+            <w:tcW w:type="dxa" w:w="2338"/>
+            <w:tcBorders>
+              <w:top w:val="single" w:color="000000" w:sz="6"/>
+              <w:left w:val="single" w:color="000000" w:sz="6"/>
+              <w:bottom w:val="single" w:color="000000" w:sz="6"/>
+              <w:right w:val="single" w:color="000000" w:sz="6"/>
+            </w:tcBorders>
+            <w:vAlign w:val="center"/>
+          </w:tcPr>
+          <w:p>
+            <w:pPr>
+              <w:jc w:val="center"/>
+            </w:pPr>
+          </w:p>
+        </w:tc>
+      </w:tr>
+      <w:tr>
+        <w:trPr>
+          <w:cantSplit/>
+          <w:trHeight w:val="800" w:hRule="exact"/>
+        </w:trPr>
+        <w:tc>
+          <w:tcPr>
+            <w:tcW w:type="dxa" w:w="700"/>
+            <w:tcBorders>
+              <w:top w:val="single" w:color="000000" w:sz="6"/>
+              <w:left w:val="single" w:color="000000" w:sz="6"/>
+              <w:bottom w:val="single" w:color="000000" w:sz="6"/>
+              <w:right w:val="single" w:color="000000" w:sz="6"/>
+            </w:tcBorders>
+            <w:vAlign w:val="center"/>
+          </w:tcPr>
+          <w:p>
+            <w:pPr>
+              <w:jc w:val="center"/>
+            </w:pPr>
+            <w:r>
+              <w:rPr>
+                <w:rFonts w:ascii="바탕" w:cs="바탕" w:eastAsia="바탕" w:hAnsi="바탕"/>
+                <w:sz w:val="21"/>
+                <w:szCs w:val="21"/>
+              </w:rPr>
+              <w:t xml:space="preserve">10</w:t>
+            </w:r>
+          </w:p>
+        </w:tc>
+        <w:tc>
+          <w:tcPr>
+            <w:tcW w:type="dxa" w:w="1900"/>
+            <w:tcBorders>
+              <w:top w:val="single" w:color="000000" w:sz="6"/>
+              <w:left w:val="single" w:color="000000" w:sz="6"/>
+              <w:bottom w:val="single" w:color="000000" w:sz="6"/>
+              <w:right w:val="single" w:color="000000" w:sz="6"/>
+            </w:tcBorders>
+            <w:vAlign w:val="center"/>
+          </w:tcPr>
+          <w:p>
+            <w:pPr>
+              <w:jc w:val="center"/>
+            </w:pPr>
+          </w:p>
+        </w:tc>
+        <w:tc>
+          <w:tcPr>
+            <w:tcW w:type="dxa" w:w="2300"/>
+            <w:tcBorders>
+              <w:top w:val="single" w:color="000000" w:sz="6"/>
+              <w:left w:val="single" w:color="000000" w:sz="6"/>
+              <w:bottom w:val="single" w:color="000000" w:sz="6"/>
+              <w:right w:val="single" w:color="000000" w:sz="6"/>
+            </w:tcBorders>
+            <w:vAlign w:val="center"/>
+          </w:tcPr>
+          <w:p>
+            <w:pPr>
+              <w:jc w:val="center"/>
+            </w:pPr>
+          </w:p>
+        </w:tc>
+        <w:tc>
+          <w:tcPr>
+            <w:tcW w:type="dxa" w:w="2400"/>
+            <w:tcBorders>
+              <w:top w:val="single" w:color="000000" w:sz="6"/>
+              <w:left w:val="single" w:color="000000" w:sz="6"/>
+              <w:bottom w:val="single" w:color="000000" w:sz="6"/>
+              <w:right w:val="single" w:color="000000" w:sz="6"/>
+            </w:tcBorders>
+            <w:vAlign w:val="center"/>
+          </w:tcPr>
+          <w:p>
+            <w:pPr>
+              <w:jc w:val="center"/>
+            </w:pPr>
+          </w:p>
+        </w:tc>
+        <w:tc>
+          <w:tcPr>
+            <w:tcW w:type="dxa" w:w="2338"/>
+            <w:tcBorders>
+              <w:top w:val="single" w:color="000000" w:sz="6"/>
+              <w:left w:val="single" w:color="000000" w:sz="6"/>
+              <w:bottom w:val="single" w:color="000000" w:sz="6"/>
+              <w:right w:val="single" w:color="000000" w:sz="6"/>
+            </w:tcBorders>
+            <w:vAlign w:val="center"/>
+          </w:tcPr>
+          <w:p>
+            <w:pPr>
+              <w:jc w:val="center"/>
+            </w:pPr>
+          </w:p>
+        </w:tc>
+      </w:tr>
+    </w:tbl>
+    <w:p>
+      <w:pPr>
+        <w:spacing w:after="100" w:before="120" w:line="340"/>
+        <w:jc w:val="both"/>
+      </w:pPr>
+      <w:r>
+        <w:rPr>
+          <w:rFonts w:ascii="바탕" w:cs="바탕" w:eastAsia="바탕" w:hAnsi="바탕"/>
+          <w:sz w:val="19"/>
+          <w:szCs w:val="19"/>
+        </w:rPr>
+        <w:t xml:space="preserve">※ 수집한 성명·연락처는 이 공청회 요청과 관련한 연락에만 사용합니다.</w:t>
       </w:r>
     </w:p>
     <w:sectPr>
